--- a/local_doc_change/stress_corpus/docs/it_ironbloom_086.docx
+++ b/local_doc_change/stress_corpus/docs/it_ironbloom_086.docx
@@ -12,6 +12,47 @@
     </w:p>
     <w:p>
       <w:r>
+        <w:drawing>
+          <wp:inline xmlns:a="http://schemas.openxmlformats.org/drawingml/2006/main" xmlns:pic="http://schemas.openxmlformats.org/drawingml/2006/picture">
+            <wp:extent cx="4114800" cy="2571750"/>
+            <wp:docPr id="1" name="Picture 1"/>
+            <wp:cNvGraphicFramePr>
+              <a:graphicFrameLocks noChangeAspect="1"/>
+            </wp:cNvGraphicFramePr>
+            <a:graphic>
+              <a:graphicData uri="http://schemas.openxmlformats.org/drawingml/2006/picture">
+                <pic:pic>
+                  <pic:nvPicPr>
+                    <pic:cNvPr id="0" name="diagram_2.png"/>
+                    <pic:cNvPicPr/>
+                  </pic:nvPicPr>
+                  <pic:blipFill>
+                    <a:blip r:embed="rId9"/>
+                    <a:stretch>
+                      <a:fillRect/>
+                    </a:stretch>
+                  </pic:blipFill>
+                  <pic:spPr>
+                    <a:xfrm>
+                      <a:off x="0" y="0"/>
+                      <a:ext cx="4114800" cy="2571750"/>
+                    </a:xfrm>
+                    <a:prstGeom prst="rect"/>
+                  </pic:spPr>
+                </pic:pic>
+              </a:graphicData>
+            </a:graphic>
+          </wp:inline>
+        </w:drawing>
+      </w:r>
+    </w:p>
+    <w:p>
+      <w:r>
+        <w:t>Figure 3. Data lifecycle and retention diagram.</w:t>
+      </w:r>
+    </w:p>
+    <w:p>
+      <w:r>
         <w:t>Ironbloom operates as a division of Vantcorex Robotics. This document is the official it and infrastructure policy for Ironbloom. Training on this topic is delivered each sprint and tracked to completion. Where this policy conflicts with a contractual obligation, the stricter requirement applies. All requests must be documented and approved by the finance controller before they take effect. Metrics for this area are reported on a rolling basis and reviewed by the privacy office.</w:t>
       </w:r>
     </w:p>
@@ -20,17 +61,168 @@
         <w:pStyle w:val="Heading1"/>
       </w:pPr>
       <w:r>
+        <w:t>Key Operational Parameters</w:t>
+      </w:r>
+    </w:p>
+    <w:tbl>
+      <w:tblPr>
+        <w:tblStyle w:val="LightGrid"/>
+        <w:tblW w:type="auto" w:w="0"/>
+        <w:tblLook w:firstColumn="1" w:firstRow="1" w:lastColumn="0" w:lastRow="0" w:noHBand="0" w:noVBand="1" w:val="04A0"/>
+      </w:tblPr>
+      <w:tblGrid>
+        <w:gridCol w:w="4320"/>
+        <w:gridCol w:w="4320"/>
+      </w:tblGrid>
+      <w:tr>
+        <w:tc>
+          <w:tcPr>
+            <w:tcW w:type="dxa" w:w="4320"/>
+          </w:tcPr>
+          <w:p>
+            <w:r>
+              <w:t>Parameter</w:t>
+            </w:r>
+          </w:p>
+        </w:tc>
+        <w:tc>
+          <w:tcPr>
+            <w:tcW w:type="dxa" w:w="4320"/>
+          </w:tcPr>
+          <w:p>
+            <w:r>
+              <w:t>Value</w:t>
+            </w:r>
+          </w:p>
+        </w:tc>
+      </w:tr>
+      <w:tr>
+        <w:tc>
+          <w:tcPr>
+            <w:tcW w:type="dxa" w:w="4320"/>
+          </w:tcPr>
+          <w:p>
+            <w:r>
+              <w:t>Audit sampling rate</w:t>
+            </w:r>
+          </w:p>
+        </w:tc>
+        <w:tc>
+          <w:tcPr>
+            <w:tcW w:type="dxa" w:w="4320"/>
+          </w:tcPr>
+          <w:p>
+            <w:r>
+              <w:t>5 percent</w:t>
+            </w:r>
+          </w:p>
+        </w:tc>
+      </w:tr>
+      <w:tr>
+        <w:tc>
+          <w:tcPr>
+            <w:tcW w:type="dxa" w:w="4320"/>
+          </w:tcPr>
+          <w:p>
+            <w:r>
+              <w:t>Escalation tiers</w:t>
+            </w:r>
+          </w:p>
+        </w:tc>
+        <w:tc>
+          <w:tcPr>
+            <w:tcW w:type="dxa" w:w="4320"/>
+          </w:tcPr>
+          <w:p>
+            <w:r>
+              <w:t>5 tiers</w:t>
+            </w:r>
+          </w:p>
+        </w:tc>
+      </w:tr>
+      <w:tr>
+        <w:tc>
+          <w:tcPr>
+            <w:tcW w:type="dxa" w:w="4320"/>
+          </w:tcPr>
+          <w:p>
+            <w:r>
+              <w:t>Quarterly completion target</w:t>
+            </w:r>
+          </w:p>
+        </w:tc>
+        <w:tc>
+          <w:tcPr>
+            <w:tcW w:type="dxa" w:w="4320"/>
+          </w:tcPr>
+          <w:p>
+            <w:r>
+              <w:t>98 percent</w:t>
+            </w:r>
+          </w:p>
+        </w:tc>
+      </w:tr>
+      <w:tr>
+        <w:tc>
+          <w:tcPr>
+            <w:tcW w:type="dxa" w:w="4320"/>
+          </w:tcPr>
+          <w:p>
+            <w:r>
+              <w:t>Concurrent request budget</w:t>
+            </w:r>
+          </w:p>
+        </w:tc>
+        <w:tc>
+          <w:tcPr>
+            <w:tcW w:type="dxa" w:w="4320"/>
+          </w:tcPr>
+          <w:p>
+            <w:r>
+              <w:t>20 requests</w:t>
+            </w:r>
+          </w:p>
+        </w:tc>
+      </w:tr>
+      <w:tr>
+        <w:tc>
+          <w:tcPr>
+            <w:tcW w:type="dxa" w:w="4320"/>
+          </w:tcPr>
+          <w:p>
+            <w:r>
+              <w:t>Maximum batch size</w:t>
+            </w:r>
+          </w:p>
+        </w:tc>
+        <w:tc>
+          <w:tcPr>
+            <w:tcW w:type="dxa" w:w="4320"/>
+          </w:tcPr>
+          <w:p>
+            <w:r>
+              <w:t>250 records</w:t>
+            </w:r>
+          </w:p>
+        </w:tc>
+      </w:tr>
+    </w:tbl>
+    <w:p>
+      <w:pPr>
+        <w:pStyle w:val="Heading1"/>
+      </w:pPr>
+      <w:r>
         <w:t>Acceptable Use</w:t>
       </w:r>
     </w:p>
     <w:p>
       <w:r>
-        <w:t>Acceptable use follows the practices outlined here and is reviewed regularly. Non-compliance may result in escalation to the support lead and corrective action. Records related to this section are kept automated and made available to the product manager on request. Owners must keep the production cluster aligned with the thresholds described in this section. Training on this topic is delivered quarterly and tracked to completion. Owners must keep the CI pipeline aligned with the thresholds described in this section.</w:t>
-      </w:r>
-    </w:p>
-    <w:p>
-      <w:r>
-        <w:t>Access to the identity provider is granted on a approved basis and revoked when no longer required. Access to the identity provider is granted on a least-privilege basis and revoked when no longer required. Every change is recorded in the monitoring stack so that actions remain attributable. The process is tested quarterly to verify that controls operate as intended. Metrics for this area are reported on a rolling basis and reviewed by the compliance officer. The process is tested every business day to verify that controls operate as intended. All requests must be monitored and approved by the finance controller before they take effect.</w:t>
+        <w:t>This section defines how acceptable use is governed across the organization. Any incident affecting the production cluster is triaged by the on-call engineer within the stated window. Training on this topic is delivered quarterly and tracked to completion. Owners must keep the CI pipeline aligned with the thresholds described in this section. Metrics for this area are reported annually and reviewed by the IT desk. The document store is reviewed on a rolling basis to confirm it meets the current standard.</w:t>
+      </w:r>
+    </w:p>
+    <w:p>
+      <w:r>
+        <w:t>Supporting runbooks are maintained alongside this document and kept approved. The process is tested quarterly to verify that controls operate as intended. Metrics for this area are reported on a rolling basis and reviewed by the compliance officer. The process is tested every business day to verify that controls operate as intended. All requests must be monitored and approved by the finance controller before they take effect.</w:t>
       </w:r>
     </w:p>
     <w:p>
